--- a/EXPORTS/DOCX/published/niveau3/English/KunsthandelVanLier.docx
+++ b/EXPORTS/DOCX/published/niveau3/English/KunsthandelVanLier.docx
@@ -246,96 +246,13 @@
       </w:r>
       <w:r>
         <w:rPr>
-          <w:u w:val="single" w:color="0000ff"/>
           <w:rFonts w:ascii="Charis SIL Regular" w:hAnsi="Charis SIL Regular" w:eastAsia="Charis SIL Regular"/>
           <w:b w:val="0"/>
           <w:i w:val="0"/>
           <w:color w:val="000000"/>
           <w:sz w:val="24"/>
         </w:rPr>
-        <w:hyperlink r:id="rId9" w:history="1">
-          <w:r>
-            <w:rPr>
-              <w:rStyle w:val="Hyperlink"/>
-            </w:rPr>
-            <w:t>years</w:t>
-          </w:r>
-        </w:hyperlink>
-      </w:r>
-      <w:r>
-        <w:rPr>
-          <w:u w:val="single" w:color="0000ff"/>
-          <w:rFonts w:ascii="Charis SIL Regular" w:hAnsi="Charis SIL Regular" w:eastAsia="Charis SIL Regular"/>
-          <w:b w:val="0"/>
-          <w:i w:val="0"/>
-          <w:color w:val="000000"/>
-          <w:sz w:val="24"/>
-        </w:rPr>
-        <w:t xml:space="preserve"> </w:t>
-      </w:r>
-      <w:r>
-        <w:rPr>
-          <w:u w:val="single" w:color="0000ff"/>
-          <w:rFonts w:ascii="Charis SIL Regular" w:hAnsi="Charis SIL Regular" w:eastAsia="Charis SIL Regular"/>
-          <w:b w:val="0"/>
-          <w:i w:val="0"/>
-          <w:color w:val="000000"/>
-          <w:sz w:val="24"/>
-        </w:rPr>
-        <w:hyperlink r:id="rId9" w:history="1">
-          <w:r>
-            <w:rPr>
-              <w:rStyle w:val="Hyperlink"/>
-            </w:rPr>
-            <w:t>late</w:t>
-          </w:r>
-        </w:hyperlink>
-      </w:r>
-      <w:r>
-        <w:rPr>
-          <w:u w:val="single" w:color="0000ff"/>
-          <w:rFonts w:ascii="Charis SIL Regular" w:hAnsi="Charis SIL Regular" w:eastAsia="Charis SIL Regular"/>
-          <w:b w:val="0"/>
-          <w:i w:val="0"/>
-          <w:color w:val="000000"/>
-          <w:sz w:val="24"/>
-        </w:rPr>
-        <w:hyperlink r:id="rId9" w:history="1">
-          <w:r>
-            <w:rPr>
-              <w:rStyle w:val="Hyperlink"/>
-            </w:rPr>
-            <w:t>r</w:t>
-          </w:r>
-        </w:hyperlink>
-      </w:r>
-      <w:r>
-        <w:rPr>
-          <w:u w:val="single" w:color="0000ff"/>
-          <w:rFonts w:ascii="Charis SIL Regular" w:hAnsi="Charis SIL Regular" w:eastAsia="Charis SIL Regular"/>
-          <w:b w:val="0"/>
-          <w:i w:val="0"/>
-          <w:color w:val="000000"/>
-          <w:sz w:val="24"/>
-        </w:rPr>
-        <w:hyperlink r:id="rId9" w:history="1">
-          <w:r>
-            <w:rPr>
-              <w:rStyle w:val="Hyperlink"/>
-            </w:rPr>
-            <w:t>. In</w:t>
-          </w:r>
-        </w:hyperlink>
-      </w:r>
-      <w:r>
-        <w:rPr>
-          <w:rFonts w:ascii="Charis SIL Regular" w:hAnsi="Charis SIL Regular" w:eastAsia="Charis SIL Regular"/>
-          <w:b w:val="0"/>
-          <w:i w:val="0"/>
-          <w:color w:val="000000"/>
-          <w:sz w:val="24"/>
-        </w:rPr>
-        <w:t xml:space="preserve"> the early years, </w:t>
+        <w:t xml:space="preserve">years later. In the early years, </w:t>
       </w:r>
       <w:r>
         <w:rPr>
@@ -402,6 +319,7 @@
           <w:i w:val="0"/>
           <w:color w:val="0000FF"/>
           <w:sz w:val="24"/>
+          <w:u w:val="single"/>
         </w:rPr>
         <w:hyperlink r:id="rId11" w:history="1">
           <w:r>
@@ -421,7 +339,7 @@
           <w:sz w:val="24"/>
           <w:u w:val="single"/>
         </w:rPr>
-        <w:hyperlink r:id="rId11" w:history="1">
+        <w:hyperlink r:id="rId10" w:history="1">
           <w:r>
             <w:rPr>
               <w:rStyle w:val="Hyperlink"/>
@@ -562,92 +480,7 @@
           <w:color w:val="000000"/>
           <w:sz w:val="24"/>
         </w:rPr>
-        <w:t>However, Van Lier also becam</w:t>
-      </w:r>
-      <w:r>
-        <w:rPr>
-          <w:rFonts w:ascii="Charis SIL Regular" w:hAnsi="Charis SIL Regular" w:eastAsia="Charis SIL Regular"/>
-          <w:b w:val="0"/>
-          <w:i w:val="0"/>
-          <w:color w:val="000000"/>
-          <w:sz w:val="24"/>
-        </w:rPr>
-        <w:hyperlink r:id="rId11" w:history="1">
-          <w:r>
-            <w:rPr>
-              <w:rStyle w:val="Hyperlink"/>
-            </w:rPr>
-            <w:t>e fascinat</w:t>
-          </w:r>
-        </w:hyperlink>
-      </w:r>
-      <w:r>
-        <w:rPr>
-          <w:rFonts w:ascii="Charis SIL Regular" w:hAnsi="Charis SIL Regular" w:eastAsia="Charis SIL Regular"/>
-          <w:b w:val="0"/>
-          <w:i w:val="0"/>
-          <w:color w:val="000000"/>
-          <w:sz w:val="24"/>
-        </w:rPr>
-        <w:hyperlink r:id="rId11" w:history="1">
-          <w:r>
-            <w:rPr>
-              <w:rStyle w:val="Hyperlink"/>
-            </w:rPr>
-            <w:t>e</w:t>
-          </w:r>
-        </w:hyperlink>
-      </w:r>
-      <w:r>
-        <w:rPr>
-          <w:rFonts w:ascii="Charis SIL Regular" w:hAnsi="Charis SIL Regular" w:eastAsia="Charis SIL Regular"/>
-          <w:b w:val="0"/>
-          <w:i w:val="0"/>
-          <w:color w:val="000000"/>
-          <w:sz w:val="24"/>
-        </w:rPr>
-        <w:hyperlink r:id="rId11" w:history="1">
-          <w:r>
-            <w:rPr>
-              <w:rStyle w:val="Hyperlink"/>
-            </w:rPr>
-            <w:t>d w</w:t>
-          </w:r>
-        </w:hyperlink>
-      </w:r>
-      <w:r>
-        <w:rPr>
-          <w:rFonts w:ascii="Charis SIL Regular" w:hAnsi="Charis SIL Regular" w:eastAsia="Charis SIL Regular"/>
-          <w:b w:val="0"/>
-          <w:i w:val="0"/>
-          <w:color w:val="000000"/>
-          <w:sz w:val="24"/>
-        </w:rPr>
-        <w:hyperlink r:id="rId11" w:history="1">
-          <w:r>
-            <w:rPr>
-              <w:rStyle w:val="Hyperlink"/>
-            </w:rPr>
-            <w:t>i</w:t>
-          </w:r>
-        </w:hyperlink>
-      </w:r>
-      <w:r>
-        <w:rPr>
-          <w:rFonts w:ascii="Charis SIL Regular" w:hAnsi="Charis SIL Regular" w:eastAsia="Charis SIL Regular"/>
-          <w:b w:val="0"/>
-          <w:i w:val="0"/>
-          <w:color w:val="000000"/>
-          <w:sz w:val="24"/>
-        </w:rPr>
-        <w:hyperlink r:id="rId11" w:history="1">
-          <w:r>
-            <w:rPr>
-              <w:rStyle w:val="Hyperlink"/>
-            </w:rPr>
-            <w:t xml:space="preserve">th </w:t>
-          </w:r>
-        </w:hyperlink>
+        <w:t xml:space="preserve">However, Van Lier also became fascinated with </w:t>
       </w:r>
       <w:r>
         <w:rPr>
@@ -781,7 +614,7 @@
           <w:sz w:val="24"/>
           <w:u w:val="single"/>
         </w:rPr>
-        <w:hyperlink r:id="rId12" w:history="1">
+        <w:hyperlink r:id="rId13" w:history="1">
           <w:r>
             <w:rPr>
               <w:rStyle w:val="Hyperlink"/>
@@ -799,7 +632,7 @@
           <w:sz w:val="24"/>
           <w:u w:val="single"/>
         </w:rPr>
-        <w:hyperlink r:id="rId12" w:history="1">
+        <w:hyperlink r:id="rId13" w:history="1">
           <w:r>
             <w:rPr>
               <w:rStyle w:val="Hyperlink"/>
@@ -817,7 +650,7 @@
           <w:sz w:val="24"/>
           <w:u w:val="single"/>
         </w:rPr>
-        <w:hyperlink r:id="rId12" w:history="1">
+        <w:hyperlink r:id="rId13" w:history="1">
           <w:r>
             <w:rPr>
               <w:rStyle w:val="Hyperlink"/>
@@ -917,7 +750,7 @@
           <w:sz w:val="24"/>
           <w:u w:val="single"/>
         </w:rPr>
-        <w:hyperlink r:id="rId13" w:history="1">
+        <w:hyperlink r:id="rId14" w:history="1">
           <w:r>
             <w:rPr>
               <w:rStyle w:val="Hyperlink"/>
@@ -935,7 +768,14 @@
           <w:sz w:val="24"/>
           <w:u w:val="single"/>
         </w:rPr>
-        <w:t>m</w:t>
+        <w:hyperlink r:id="rId14" w:history="1">
+          <w:r>
+            <w:rPr>
+              <w:rStyle w:val="Hyperlink"/>
+            </w:rPr>
+            <w:t>m</w:t>
+          </w:r>
+        </w:hyperlink>
       </w:r>
       <w:r>
         <w:rPr>
@@ -946,7 +786,7 @@
           <w:sz w:val="24"/>
           <w:u w:val="single"/>
         </w:rPr>
-        <w:hyperlink r:id="rId13" w:history="1">
+        <w:hyperlink r:id="rId14" w:history="1">
           <w:r>
             <w:rPr>
               <w:rStyle w:val="Hyperlink"/>
@@ -3138,7 +2978,7 @@
           <w:sz w:val="24"/>
           <w:u w:val="single"/>
         </w:rPr>
-        <w:hyperlink r:id="rId30" w:history="1">
+        <w:hyperlink r:id="rId31" w:history="1">
           <w:r>
             <w:rPr>
               <w:rStyle w:val="Hyperlink"/>
@@ -3156,7 +2996,7 @@
           <w:sz w:val="24"/>
           <w:u w:val="single"/>
         </w:rPr>
-        <w:hyperlink r:id="rId30" w:history="1">
+        <w:hyperlink r:id="rId31" w:history="1">
           <w:r>
             <w:rPr>
               <w:rStyle w:val="Hyperlink"/>
@@ -3174,7 +3014,7 @@
           <w:sz w:val="24"/>
           <w:u w:val="single"/>
         </w:rPr>
-        <w:hyperlink r:id="rId30" w:history="1">
+        <w:hyperlink r:id="rId31" w:history="1">
           <w:r>
             <w:rPr>
               <w:rStyle w:val="Hyperlink"/>
@@ -3203,7 +3043,7 @@
           <w:sz w:val="24"/>
           <w:u w:val="single"/>
         </w:rPr>
-        <w:hyperlink r:id="rId30" w:history="1">
+        <w:hyperlink r:id="rId31" w:history="1">
           <w:r>
             <w:rPr>
               <w:rStyle w:val="Hyperlink"/>

--- a/EXPORTS/DOCX/published/niveau3/English/KunsthandelVanLier.docx
+++ b/EXPORTS/DOCX/published/niveau3/English/KunsthandelVanLier.docx
@@ -246,13 +246,107 @@
       </w:r>
       <w:r>
         <w:rPr>
+          <w:u w:val="single" w:color="0000ff"/>
           <w:rFonts w:ascii="Charis SIL Regular" w:hAnsi="Charis SIL Regular" w:eastAsia="Charis SIL Regular"/>
           <w:b w:val="0"/>
           <w:i w:val="0"/>
           <w:color w:val="000000"/>
           <w:sz w:val="24"/>
         </w:rPr>
-        <w:t xml:space="preserve">years later. In the early years, </w:t>
+        <w:hyperlink r:id="rId9" w:history="1">
+          <w:r>
+            <w:rPr>
+              <w:rStyle w:val="Hyperlink"/>
+            </w:rPr>
+            <w:t>years</w:t>
+          </w:r>
+        </w:hyperlink>
+      </w:r>
+      <w:r>
+        <w:rPr>
+          <w:u w:val="single" w:color="0000ff"/>
+          <w:rFonts w:ascii="Charis SIL Regular" w:hAnsi="Charis SIL Regular" w:eastAsia="Charis SIL Regular"/>
+          <w:b w:val="0"/>
+          <w:i w:val="0"/>
+          <w:color w:val="000000"/>
+          <w:sz w:val="24"/>
+        </w:rPr>
+        <w:t xml:space="preserve"> </w:t>
+      </w:r>
+      <w:r>
+        <w:rPr>
+          <w:u w:val="single" w:color="0000ff"/>
+          <w:rFonts w:ascii="Charis SIL Regular" w:hAnsi="Charis SIL Regular" w:eastAsia="Charis SIL Regular"/>
+          <w:b w:val="0"/>
+          <w:i w:val="0"/>
+          <w:color w:val="000000"/>
+          <w:sz w:val="24"/>
+        </w:rPr>
+        <w:hyperlink r:id="rId9" w:history="1">
+          <w:r>
+            <w:rPr>
+              <w:rStyle w:val="Hyperlink"/>
+            </w:rPr>
+            <w:t>late</w:t>
+          </w:r>
+        </w:hyperlink>
+      </w:r>
+      <w:r>
+        <w:rPr>
+          <w:u w:val="single" w:color="0000ff"/>
+          <w:rFonts w:ascii="Charis SIL Regular" w:hAnsi="Charis SIL Regular" w:eastAsia="Charis SIL Regular"/>
+          <w:b w:val="0"/>
+          <w:i w:val="0"/>
+          <w:color w:val="000000"/>
+          <w:sz w:val="24"/>
+        </w:rPr>
+        <w:hyperlink r:id="rId9" w:history="1">
+          <w:r>
+            <w:rPr>
+              <w:rStyle w:val="Hyperlink"/>
+            </w:rPr>
+            <w:t>r</w:t>
+          </w:r>
+        </w:hyperlink>
+      </w:r>
+      <w:r>
+        <w:rPr>
+          <w:u w:val="single" w:color="0000ff"/>
+          <w:rFonts w:ascii="Charis SIL Regular" w:hAnsi="Charis SIL Regular" w:eastAsia="Charis SIL Regular"/>
+          <w:b w:val="0"/>
+          <w:i w:val="0"/>
+          <w:color w:val="000000"/>
+          <w:sz w:val="24"/>
+        </w:rPr>
+        <w:hyperlink r:id="rId9" w:history="1">
+          <w:r>
+            <w:rPr>
+              <w:rStyle w:val="Hyperlink"/>
+            </w:rPr>
+            <w:t>. In</w:t>
+          </w:r>
+        </w:hyperlink>
+      </w:r>
+      <w:r>
+        <w:rPr>
+          <w:u w:val="single" w:color="0000ff"/>
+          <w:rFonts w:ascii="Charis SIL Regular" w:hAnsi="Charis SIL Regular" w:eastAsia="Charis SIL Regular"/>
+          <w:b w:val="0"/>
+          <w:i w:val="0"/>
+          <w:color w:val="000000"/>
+          <w:sz w:val="24"/>
+        </w:rPr>
+        <w:t xml:space="preserve"> </w:t>
+      </w:r>
+      <w:r>
+        <w:rPr>
+          <w:rFonts w:ascii="Charis SIL Regular" w:hAnsi="Charis SIL Regular" w:eastAsia="Charis SIL Regular"/>
+          <w:b w:val="0"/>
+          <w:i w:val="0"/>
+          <w:color w:val="000000"/>
+          <w:sz w:val="24"/>
+        </w:rPr>
+        <w:t xml:space="preserve">the early years, </w:t>
       </w:r>
       <w:r>
         <w:rPr>
@@ -319,7 +413,6 @@
           <w:i w:val="0"/>
           <w:color w:val="0000FF"/>
           <w:sz w:val="24"/>
-          <w:u w:val="single"/>
         </w:rPr>
         <w:hyperlink r:id="rId11" w:history="1">
           <w:r>
@@ -480,7 +573,92 @@
           <w:color w:val="000000"/>
           <w:sz w:val="24"/>
         </w:rPr>
-        <w:t xml:space="preserve">However, Van Lier also became fascinated with </w:t>
+        <w:t>However, Van Lier also becam</w:t>
+      </w:r>
+      <w:r>
+        <w:rPr>
+          <w:rFonts w:ascii="Charis SIL Regular" w:hAnsi="Charis SIL Regular" w:eastAsia="Charis SIL Regular"/>
+          <w:b w:val="0"/>
+          <w:i w:val="0"/>
+          <w:color w:val="000000"/>
+          <w:sz w:val="24"/>
+        </w:rPr>
+        <w:hyperlink r:id="rId11" w:history="1">
+          <w:r>
+            <w:rPr>
+              <w:rStyle w:val="Hyperlink"/>
+            </w:rPr>
+            <w:t>e fascinat</w:t>
+          </w:r>
+        </w:hyperlink>
+      </w:r>
+      <w:r>
+        <w:rPr>
+          <w:rFonts w:ascii="Charis SIL Regular" w:hAnsi="Charis SIL Regular" w:eastAsia="Charis SIL Regular"/>
+          <w:b w:val="0"/>
+          <w:i w:val="0"/>
+          <w:color w:val="000000"/>
+          <w:sz w:val="24"/>
+        </w:rPr>
+        <w:hyperlink r:id="rId11" w:history="1">
+          <w:r>
+            <w:rPr>
+              <w:rStyle w:val="Hyperlink"/>
+            </w:rPr>
+            <w:t>e</w:t>
+          </w:r>
+        </w:hyperlink>
+      </w:r>
+      <w:r>
+        <w:rPr>
+          <w:rFonts w:ascii="Charis SIL Regular" w:hAnsi="Charis SIL Regular" w:eastAsia="Charis SIL Regular"/>
+          <w:b w:val="0"/>
+          <w:i w:val="0"/>
+          <w:color w:val="000000"/>
+          <w:sz w:val="24"/>
+        </w:rPr>
+        <w:hyperlink r:id="rId11" w:history="1">
+          <w:r>
+            <w:rPr>
+              <w:rStyle w:val="Hyperlink"/>
+            </w:rPr>
+            <w:t>d w</w:t>
+          </w:r>
+        </w:hyperlink>
+      </w:r>
+      <w:r>
+        <w:rPr>
+          <w:rFonts w:ascii="Charis SIL Regular" w:hAnsi="Charis SIL Regular" w:eastAsia="Charis SIL Regular"/>
+          <w:b w:val="0"/>
+          <w:i w:val="0"/>
+          <w:color w:val="000000"/>
+          <w:sz w:val="24"/>
+        </w:rPr>
+        <w:hyperlink r:id="rId11" w:history="1">
+          <w:r>
+            <w:rPr>
+              <w:rStyle w:val="Hyperlink"/>
+            </w:rPr>
+            <w:t>i</w:t>
+          </w:r>
+        </w:hyperlink>
+      </w:r>
+      <w:r>
+        <w:rPr>
+          <w:rFonts w:ascii="Charis SIL Regular" w:hAnsi="Charis SIL Regular" w:eastAsia="Charis SIL Regular"/>
+          <w:b w:val="0"/>
+          <w:i w:val="0"/>
+          <w:color w:val="000000"/>
+          <w:sz w:val="24"/>
+        </w:rPr>
+        <w:hyperlink r:id="rId11" w:history="1">
+          <w:r>
+            <w:rPr>
+              <w:rStyle w:val="Hyperlink"/>
+            </w:rPr>
+            <w:t xml:space="preserve">th </w:t>
+          </w:r>
+        </w:hyperlink>
       </w:r>
       <w:r>
         <w:rPr>
@@ -614,7 +792,7 @@
           <w:sz w:val="24"/>
           <w:u w:val="single"/>
         </w:rPr>
-        <w:hyperlink r:id="rId13" w:history="1">
+        <w:hyperlink r:id="rId12" w:history="1">
           <w:r>
             <w:rPr>
               <w:rStyle w:val="Hyperlink"/>
@@ -632,7 +810,7 @@
           <w:sz w:val="24"/>
           <w:u w:val="single"/>
         </w:rPr>
-        <w:hyperlink r:id="rId13" w:history="1">
+        <w:hyperlink r:id="rId12" w:history="1">
           <w:r>
             <w:rPr>
               <w:rStyle w:val="Hyperlink"/>
@@ -650,7 +828,7 @@
           <w:sz w:val="24"/>
           <w:u w:val="single"/>
         </w:rPr>
-        <w:hyperlink r:id="rId13" w:history="1">
+        <w:hyperlink r:id="rId12" w:history="1">
           <w:r>
             <w:rPr>
               <w:rStyle w:val="Hyperlink"/>
@@ -750,7 +928,7 @@
           <w:sz w:val="24"/>
           <w:u w:val="single"/>
         </w:rPr>
-        <w:hyperlink r:id="rId14" w:history="1">
+        <w:hyperlink r:id="rId13" w:history="1">
           <w:r>
             <w:rPr>
               <w:rStyle w:val="Hyperlink"/>
@@ -768,14 +946,7 @@
           <w:sz w:val="24"/>
           <w:u w:val="single"/>
         </w:rPr>
-        <w:hyperlink r:id="rId14" w:history="1">
-          <w:r>
-            <w:rPr>
-              <w:rStyle w:val="Hyperlink"/>
-            </w:rPr>
-            <w:t>m</w:t>
-          </w:r>
-        </w:hyperlink>
+        <w:t>m</w:t>
       </w:r>
       <w:r>
         <w:rPr>
@@ -786,7 +957,7 @@
           <w:sz w:val="24"/>
           <w:u w:val="single"/>
         </w:rPr>
-        <w:hyperlink r:id="rId14" w:history="1">
+        <w:hyperlink r:id="rId13" w:history="1">
           <w:r>
             <w:rPr>
               <w:rStyle w:val="Hyperlink"/>
@@ -1988,7 +2159,6 @@
       </w:r>
       <w:r>
         <w:rPr>
-          <w:u w:val="single" w:color="0000ff"/>
           <w:rFonts w:ascii="Charis SIL Regular" w:hAnsi="Charis SIL Regular" w:eastAsia="Charis SIL Regular"/>
           <w:b w:val="0"/>
           <w:i w:val="0"/>
@@ -2866,7 +3036,97 @@
           <w:color w:val="000000"/>
           <w:sz w:val="24"/>
         </w:rPr>
-        <w:t xml:space="preserve">are a number of records from the period of </w:t>
+        <w:t>are a number of records fro</w:t>
+      </w:r>
+      <w:r>
+        <w:rPr>
+          <w:u w:val="single" w:color="0000ff"/>
+          <w:rFonts w:ascii="Charis SIL Regular" w:hAnsi="Charis SIL Regular" w:eastAsia="Charis SIL Regular"/>
+          <w:b w:val="0"/>
+          <w:i w:val="0"/>
+          <w:color w:val="000000"/>
+          <w:sz w:val="24"/>
+        </w:rPr>
+        <w:hyperlink r:id="rId30" w:history="1">
+          <w:r>
+            <w:rPr>
+              <w:rStyle w:val="Hyperlink"/>
+            </w:rPr>
+            <w:t>m the</w:t>
+          </w:r>
+        </w:hyperlink>
+      </w:r>
+      <w:r>
+        <w:rPr>
+          <w:u w:val="single" w:color="0000ff"/>
+          <w:rFonts w:ascii="Charis SIL Regular" w:hAnsi="Charis SIL Regular" w:eastAsia="Charis SIL Regular"/>
+          <w:b w:val="0"/>
+          <w:i w:val="0"/>
+          <w:color w:val="000000"/>
+          <w:sz w:val="24"/>
+        </w:rPr>
+        <w:hyperlink r:id="rId30" w:history="1">
+          <w:r>
+            <w:rPr>
+              <w:rStyle w:val="Hyperlink"/>
+            </w:rPr>
+            <w:t xml:space="preserve"> per</w:t>
+          </w:r>
+        </w:hyperlink>
+      </w:r>
+      <w:r>
+        <w:rPr>
+          <w:u w:val="single" w:color="0000ff"/>
+          <w:rFonts w:ascii="Charis SIL Regular" w:hAnsi="Charis SIL Regular" w:eastAsia="Charis SIL Regular"/>
+          <w:b w:val="0"/>
+          <w:i w:val="0"/>
+          <w:color w:val="000000"/>
+          <w:sz w:val="24"/>
+        </w:rPr>
+        <w:hyperlink r:id="rId30" w:history="1">
+          <w:r>
+            <w:rPr>
+              <w:rStyle w:val="Hyperlink"/>
+            </w:rPr>
+            <w:t>i</w:t>
+          </w:r>
+        </w:hyperlink>
+      </w:r>
+      <w:r>
+        <w:rPr>
+          <w:u w:val="single" w:color="0000ff"/>
+          <w:rFonts w:ascii="Charis SIL Regular" w:hAnsi="Charis SIL Regular" w:eastAsia="Charis SIL Regular"/>
+          <w:b w:val="0"/>
+          <w:i w:val="0"/>
+          <w:color w:val="000000"/>
+          <w:sz w:val="24"/>
+        </w:rPr>
+        <w:hyperlink r:id="rId30" w:history="1">
+          <w:r>
+            <w:rPr>
+              <w:rStyle w:val="Hyperlink"/>
+            </w:rPr>
+            <w:t>od o</w:t>
+          </w:r>
+        </w:hyperlink>
+      </w:r>
+      <w:r>
+        <w:rPr>
+          <w:u w:val="single" w:color="0000ff"/>
+          <w:rFonts w:ascii="Charis SIL Regular" w:hAnsi="Charis SIL Regular" w:eastAsia="Charis SIL Regular"/>
+          <w:b w:val="0"/>
+          <w:i w:val="0"/>
+          <w:color w:val="000000"/>
+          <w:sz w:val="24"/>
+        </w:rPr>
+        <w:hyperlink r:id="rId30" w:history="1">
+          <w:r>
+            <w:rPr>
+              <w:rStyle w:val="Hyperlink"/>
+            </w:rPr>
+            <w:t xml:space="preserve">f </w:t>
+          </w:r>
+        </w:hyperlink>
       </w:r>
       <w:r>
         <w:rPr>
@@ -2978,7 +3238,7 @@
           <w:sz w:val="24"/>
           <w:u w:val="single"/>
         </w:rPr>
-        <w:hyperlink r:id="rId31" w:history="1">
+        <w:hyperlink r:id="rId30" w:history="1">
           <w:r>
             <w:rPr>
               <w:rStyle w:val="Hyperlink"/>
@@ -2996,7 +3256,7 @@
           <w:sz w:val="24"/>
           <w:u w:val="single"/>
         </w:rPr>
-        <w:hyperlink r:id="rId31" w:history="1">
+        <w:hyperlink r:id="rId30" w:history="1">
           <w:r>
             <w:rPr>
               <w:rStyle w:val="Hyperlink"/>
@@ -3014,7 +3274,7 @@
           <w:sz w:val="24"/>
           <w:u w:val="single"/>
         </w:rPr>
-        <w:hyperlink r:id="rId31" w:history="1">
+        <w:hyperlink r:id="rId30" w:history="1">
           <w:r>
             <w:rPr>
               <w:rStyle w:val="Hyperlink"/>
@@ -3043,7 +3303,7 @@
           <w:sz w:val="24"/>
           <w:u w:val="single"/>
         </w:rPr>
-        <w:hyperlink r:id="rId31" w:history="1">
+        <w:hyperlink r:id="rId30" w:history="1">
           <w:r>
             <w:rPr>
               <w:rStyle w:val="Hyperlink"/>
@@ -4284,7 +4544,7 @@
           <w:sz w:val="24"/>
           <w:u w:val="single"/>
         </w:rPr>
-        <w:hyperlink r:id="rId38" w:history="1">
+        <w:hyperlink r:id="rId37" w:history="1">
           <w:r>
             <w:rPr>
               <w:rStyle w:val="Hyperlink"/>
@@ -4302,7 +4562,7 @@
           <w:sz w:val="24"/>
           <w:u w:val="single"/>
         </w:rPr>
-        <w:hyperlink r:id="rId38" w:history="1">
+        <w:hyperlink r:id="rId37" w:history="1">
           <w:r>
             <w:rPr>
               <w:rStyle w:val="Hyperlink"/>

--- a/EXPORTS/DOCX/published/niveau3/English/KunsthandelVanLier.docx
+++ b/EXPORTS/DOCX/published/niveau3/English/KunsthandelVanLier.docx
@@ -2159,6 +2159,7 @@
       </w:r>
       <w:r>
         <w:rPr>
+          <w:u w:val="single" w:color="0000ff"/>
           <w:rFonts w:ascii="Charis SIL Regular" w:hAnsi="Charis SIL Regular" w:eastAsia="Charis SIL Regular"/>
           <w:b w:val="0"/>
           <w:i w:val="0"/>
@@ -4544,7 +4545,7 @@
           <w:sz w:val="24"/>
           <w:u w:val="single"/>
         </w:rPr>
-        <w:hyperlink r:id="rId37" w:history="1">
+        <w:hyperlink r:id="rId38" w:history="1">
           <w:r>
             <w:rPr>
               <w:rStyle w:val="Hyperlink"/>
